--- a/templates/W3-62-06B.docx
+++ b/templates/W3-62-06B.docx
@@ -274,7 +274,7 @@
           <w:bCs/>
           <w:szCs w:val="24"/>
         </w:rPr>
-        <w:t xml:space="preserve">□初檢    □複檢</w:t>
+        <w:t xml:space="preserve">{{FIRSTCK}}初檢    {{RECK}}複檢</w:t>
       </w:r>
     </w:p>
     <w:tbl>

--- a/templates/W3-62-06B.docx
+++ b/templates/W3-62-06B.docx
@@ -121,7 +121,7 @@
                 <w:bCs/>
                 <w:szCs w:val="24"/>
               </w:rPr>
-              <w:t>□構造</w:t>
+              <w:t>{{CKBOXU}}構造</w:t>
             </w:r>
           </w:p>
         </w:tc>
@@ -229,7 +229,7 @@
                 <w:bCs/>
                 <w:szCs w:val="24"/>
               </w:rPr>
-              <w:t>□變更</w:t>
+              <w:t>{{CKBOXM}}變更</w:t>
             </w:r>
           </w:p>
         </w:tc>

--- a/templates/W3-62-06B.docx
+++ b/templates/W3-62-06B.docx
@@ -79,7 +79,7 @@
                 <w:bCs/>
                 <w:szCs w:val="24"/>
               </w:rPr>
-              <w:t>□</w:t>
+              <w:t>{{EQBOXP}}</w:t>
             </w:r>
             <w:r>
               <w:rPr>
@@ -204,7 +204,7 @@
                 <w:bCs/>
                 <w:szCs w:val="24"/>
               </w:rPr>
-              <w:t>□高壓氣體特定設備</w:t>
+              <w:t>{{EQBOXS}}高壓氣體特定設備</w:t>
             </w:r>
           </w:p>
         </w:tc>
@@ -458,7 +458,7 @@
           <w:p>
             <w:pPr>
               <w:spacing w:line="400" w:lineRule="exact"/>
-              <w:jc w:val="distribute"/>
+              <w:jc w:val="left"/>
               <w:rPr>
                 <w:rFonts w:eastAsia="標楷體" w:hint="eastAsia"/>
               </w:rPr>

--- a/templates/W3-62-06B.docx
+++ b/templates/W3-62-06B.docx
@@ -3610,7 +3610,7 @@
                 <w:rFonts w:ascii="標楷體" w:eastAsia="標楷體" w:hAnsi="標楷體" w:hint="eastAsia"/>
                 <w:szCs w:val="24"/>
               </w:rPr>
-              <w:t>□ 1.檢查結果 □合格 □不合格 □未備妥 □程序不符。</w:t>
+              <w:t>■ 1.檢查結果 □合格 □不合格 □未備妥 □程序不符。</w:t>
             </w:r>
           </w:p>
           <w:p>

--- a/templates/W3-62-06B.docx
+++ b/templates/W3-62-06B.docx
@@ -51,7 +51,7 @@
                 <w:sz w:val="28"/>
                 <w:szCs w:val="28"/>
               </w:rPr>
-              <w:t>( {{ORG}} )</w:t>
+              <w:t>{{ORG}}</w:t>
             </w:r>
           </w:p>
         </w:tc>

--- a/templates/W3-62-06B.docx
+++ b/templates/W3-62-06B.docx
@@ -3890,7 +3890,7 @@
                 <w:rFonts w:ascii="標楷體" w:eastAsia="標楷體" w:hAnsi="標楷體" w:hint="eastAsia"/>
                 <w:szCs w:val="24"/>
               </w:rPr>
-              <w:t xml:space="preserve">本會於{{CKY}}年 {{CKM}}月 {{CKD}}日 {{INH}}時  {{INM}}分派員至貴單位實施□構造□變更檢查並出示檢查證，且於 {{OUTH}}時 {{OUTM}}分離開貴單位。 </w:t>
+              <w:t xml:space="preserve">本會於{{CKY}}年 {{CKM}}月 {{CKD}}日 {{INH}}時  {{INM}}分派員至貴單位實施{{CKBOXU2}}構造{{CKBOXM2}}變更檢查並出示檢查證，且於 {{OUTH}}時 {{OUTM}}分離開貴單位。 </w:t>
             </w:r>
           </w:p>
           <w:p>
